--- a/fuentes/123103_CF10_DU.docx
+++ b/fuentes/123103_CF10_DU.docx
@@ -202,7 +202,7 @@
               </wp:anchor>
             </w:drawing>
           </mc:Choice>
-          <mc:Fallback xmlns:oel="http://schemas.microsoft.com/office/2019/extlst" xmlns:w16du="http://schemas.microsoft.com/office/word/2023/wordml/word16du" xmlns:w16sdtdh="http://schemas.microsoft.com/office/word/2020/wordml/sdtdatahash" xmlns:w16sdtfl="http://schemas.microsoft.com/office/word/2024/wordml/sdtformatlock">
+          <mc:Fallback xmlns:w16sdtfl="http://schemas.microsoft.com/office/word/2024/wordml/sdtformatlock" xmlns:w16sdtdh="http://schemas.microsoft.com/office/word/2020/wordml/sdtdatahash" xmlns:w16du="http://schemas.microsoft.com/office/word/2023/wordml/word16du" xmlns:oel="http://schemas.microsoft.com/office/2019/extlst">
             <w:pict>
               <v:rect w14:anchorId="6FC500C3" id="Rectángulo 3" o:spid="_x0000_s1026" alt="&quot;&quot;" style="position:absolute;margin-left:-56pt;margin-top:25.7pt;width:613.85pt;height:183.4pt;z-index:-251655168;visibility:visible;mso-wrap-style:square;mso-height-percent:0;mso-wrap-distance-left:9pt;mso-wrap-distance-top:0;mso-wrap-distance-right:9pt;mso-wrap-distance-bottom:0;mso-position-horizontal:absolute;mso-position-horizontal-relative:text;mso-position-vertical:absolute;mso-position-vertical-relative:text;mso-height-percent:0;mso-height-relative:margin;v-text-anchor:middle" o:gfxdata="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" fillcolor="#00314d" stroked="f" strokeweight="1pt"/>
             </w:pict>
@@ -17369,7 +17369,7 @@
         <w:rPr>
           <w:lang w:val="es-419" w:eastAsia="es-CO"/>
         </w:rPr>
-        <w:t>Instrumentos financieros y cuentas por pagar</w:t>
+        <w:t>Registros de compras y ventas</w:t>
       </w:r>
     </w:p>
     <w:p>
@@ -17381,13 +17381,13 @@
       </w:pPr>
       <w:r>
         <w:rPr>
-          <w:noProof/>
+          <w:lang w:val="es-419" w:eastAsia="es-CO"/>
         </w:rPr>
         <w:drawing>
-          <wp:inline distT="0" distB="0" distL="0" distR="0" wp14:anchorId="49DE21E1" wp14:editId="1972F5A6">
-            <wp:extent cx="4638284" cy="2609850"/>
-            <wp:effectExtent l="0" t="0" r="0" b="0"/>
-            <wp:docPr id="8" name="Imagen 8"/>
+          <wp:inline distT="0" distB="0" distL="0" distR="0" wp14:anchorId="012ACF88" wp14:editId="3F81B5EB">
+            <wp:extent cx="4739640" cy="2624103"/>
+            <wp:effectExtent l="0" t="0" r="3810" b="5080"/>
+            <wp:docPr id="3" name="Imagen 3"/>
             <wp:cNvGraphicFramePr>
               <a:graphicFrameLocks xmlns:a="http://schemas.openxmlformats.org/drawingml/2006/main" noChangeAspect="1"/>
             </wp:cNvGraphicFramePr>
@@ -17395,36 +17395,23 @@
               <a:graphicData uri="http://schemas.openxmlformats.org/drawingml/2006/picture">
                 <pic:pic xmlns:pic="http://schemas.openxmlformats.org/drawingml/2006/picture">
                   <pic:nvPicPr>
-                    <pic:cNvPr id="0" name="Picture 1"/>
-                    <pic:cNvPicPr>
-                      <a:picLocks noChangeAspect="1" noChangeArrowheads="1"/>
-                    </pic:cNvPicPr>
+                    <pic:cNvPr id="1" name=""/>
+                    <pic:cNvPicPr/>
                   </pic:nvPicPr>
                   <pic:blipFill>
-                    <a:blip r:embed="rId15" cstate="print">
-                      <a:extLst>
-                        <a:ext uri="{28A0092B-C50C-407E-A947-70E740481C1C}">
-                          <a14:useLocalDpi xmlns:a14="http://schemas.microsoft.com/office/drawing/2010/main" val="0"/>
-                        </a:ext>
-                      </a:extLst>
-                    </a:blip>
-                    <a:srcRect/>
+                    <a:blip r:embed="rId15"/>
                     <a:stretch>
                       <a:fillRect/>
                     </a:stretch>
                   </pic:blipFill>
-                  <pic:spPr bwMode="auto">
+                  <pic:spPr>
                     <a:xfrm>
                       <a:off x="0" y="0"/>
-                      <a:ext cx="4646952" cy="2614728"/>
+                      <a:ext cx="4767720" cy="2639650"/>
                     </a:xfrm>
                     <a:prstGeom prst="rect">
                       <a:avLst/>
                     </a:prstGeom>
-                    <a:noFill/>
-                    <a:ln>
-                      <a:noFill/>
-                    </a:ln>
                   </pic:spPr>
                 </pic:pic>
               </a:graphicData>
@@ -17471,12 +17458,6 @@
           <w:p>
             <w:pPr>
               <w:pStyle w:val="Video"/>
-              <w:numPr>
-                <w:ilvl w:val="0"/>
-                <w:numId w:val="0"/>
-              </w:numPr>
-              <w:ind w:left="1134"/>
-              <w:jc w:val="left"/>
               <w:rPr>
                 <w:lang w:val="es-419" w:eastAsia="es-CO"/>
               </w:rPr>
@@ -17497,7 +17478,7 @@
               <w:rPr>
                 <w:lang w:val="es-419" w:eastAsia="es-CO"/>
               </w:rPr>
-              <w:t>Instrumentos financieros y cuentas por pagar</w:t>
+              <w:t>Registros de compras y ventas</w:t>
             </w:r>
           </w:p>
         </w:tc>
@@ -22315,21 +22296,12 @@
                 <w:lang w:eastAsia="es-CO"/>
               </w:rPr>
             </w:pPr>
-            <w:proofErr w:type="gramStart"/>
             <w:r>
               <w:rPr>
                 <w:b/>
                 <w:lang w:eastAsia="es-CO"/>
               </w:rPr>
-              <w:t>Total</w:t>
-            </w:r>
-            <w:proofErr w:type="gramEnd"/>
-            <w:r>
-              <w:rPr>
-                <w:b/>
-                <w:lang w:eastAsia="es-CO"/>
-              </w:rPr>
-              <w:t xml:space="preserve"> cartera</w:t>
+              <w:t>Total cartera</w:t>
             </w:r>
           </w:p>
         </w:tc>
@@ -24445,13 +24417,13 @@
       </w:pPr>
       <w:r>
         <w:rPr>
-          <w:noProof/>
+          <w:lang w:val="es-419" w:eastAsia="es-CO"/>
         </w:rPr>
         <w:drawing>
-          <wp:inline distT="0" distB="0" distL="0" distR="0" wp14:anchorId="5A5D6183" wp14:editId="2D61BBEB">
-            <wp:extent cx="4438650" cy="2497519"/>
+          <wp:inline distT="0" distB="0" distL="0" distR="0" wp14:anchorId="7FA7661D" wp14:editId="73124E13">
+            <wp:extent cx="5128260" cy="2828463"/>
             <wp:effectExtent l="0" t="0" r="0" b="0"/>
-            <wp:docPr id="2" name="Imagen 2"/>
+            <wp:docPr id="4" name="Imagen 4"/>
             <wp:cNvGraphicFramePr>
               <a:graphicFrameLocks xmlns:a="http://schemas.openxmlformats.org/drawingml/2006/main" noChangeAspect="1"/>
             </wp:cNvGraphicFramePr>
@@ -24459,36 +24431,23 @@
               <a:graphicData uri="http://schemas.openxmlformats.org/drawingml/2006/picture">
                 <pic:pic xmlns:pic="http://schemas.openxmlformats.org/drawingml/2006/picture">
                   <pic:nvPicPr>
-                    <pic:cNvPr id="0" name="Picture 1"/>
-                    <pic:cNvPicPr>
-                      <a:picLocks noChangeAspect="1" noChangeArrowheads="1"/>
-                    </pic:cNvPicPr>
+                    <pic:cNvPr id="1" name=""/>
+                    <pic:cNvPicPr/>
                   </pic:nvPicPr>
                   <pic:blipFill>
-                    <a:blip r:embed="rId17" cstate="print">
-                      <a:extLst>
-                        <a:ext uri="{28A0092B-C50C-407E-A947-70E740481C1C}">
-                          <a14:useLocalDpi xmlns:a14="http://schemas.microsoft.com/office/drawing/2010/main" val="0"/>
-                        </a:ext>
-                      </a:extLst>
-                    </a:blip>
-                    <a:srcRect/>
+                    <a:blip r:embed="rId17"/>
                     <a:stretch>
                       <a:fillRect/>
                     </a:stretch>
                   </pic:blipFill>
-                  <pic:spPr bwMode="auto">
+                  <pic:spPr>
                     <a:xfrm>
                       <a:off x="0" y="0"/>
-                      <a:ext cx="4453963" cy="2506135"/>
+                      <a:ext cx="5150131" cy="2840526"/>
                     </a:xfrm>
                     <a:prstGeom prst="rect">
                       <a:avLst/>
                     </a:prstGeom>
-                    <a:noFill/>
-                    <a:ln>
-                      <a:noFill/>
-                    </a:ln>
                   </pic:spPr>
                 </pic:pic>
               </a:graphicData>
@@ -24734,16 +24693,8 @@
               <w:rPr>
                 <w:lang w:val="es-419" w:eastAsia="es-CO"/>
               </w:rPr>
-              <w:t xml:space="preserve">510506 </w:t>
-            </w:r>
-            <w:proofErr w:type="gramStart"/>
-            <w:r>
-              <w:rPr>
-                <w:lang w:val="es-419" w:eastAsia="es-CO"/>
-              </w:rPr>
-              <w:t>Sueldo</w:t>
-            </w:r>
-            <w:proofErr w:type="gramEnd"/>
+              <w:t>510506 Sueldo</w:t>
+            </w:r>
           </w:p>
         </w:tc>
         <w:tc>
@@ -24807,21 +24758,7 @@
               <w:rPr>
                 <w:lang w:eastAsia="es-CO"/>
               </w:rPr>
-              <w:t xml:space="preserve">510527 </w:t>
-            </w:r>
-            <w:proofErr w:type="gramStart"/>
-            <w:r>
-              <w:rPr>
-                <w:lang w:eastAsia="es-CO"/>
-              </w:rPr>
-              <w:t>Auxilio</w:t>
-            </w:r>
-            <w:proofErr w:type="gramEnd"/>
-            <w:r>
-              <w:rPr>
-                <w:lang w:eastAsia="es-CO"/>
-              </w:rPr>
-              <w:t xml:space="preserve"> transporte</w:t>
+              <w:t>510527 Auxilio transporte</w:t>
             </w:r>
           </w:p>
         </w:tc>
@@ -24889,21 +24826,7 @@
               <w:rPr>
                 <w:lang w:eastAsia="es-CO"/>
               </w:rPr>
-              <w:t xml:space="preserve">510515 </w:t>
-            </w:r>
-            <w:proofErr w:type="gramStart"/>
-            <w:r>
-              <w:rPr>
-                <w:lang w:eastAsia="es-CO"/>
-              </w:rPr>
-              <w:t>Horas</w:t>
-            </w:r>
-            <w:proofErr w:type="gramEnd"/>
-            <w:r>
-              <w:rPr>
-                <w:lang w:eastAsia="es-CO"/>
-              </w:rPr>
-              <w:t xml:space="preserve"> extras</w:t>
+              <w:t>510515 Horas extras</w:t>
             </w:r>
           </w:p>
         </w:tc>
@@ -24968,21 +24891,7 @@
               <w:rPr>
                 <w:lang w:eastAsia="es-CO"/>
               </w:rPr>
-              <w:t xml:space="preserve">237005 </w:t>
-            </w:r>
-            <w:proofErr w:type="gramStart"/>
-            <w:r>
-              <w:rPr>
-                <w:lang w:eastAsia="es-CO"/>
-              </w:rPr>
-              <w:t>Aportes</w:t>
-            </w:r>
-            <w:proofErr w:type="gramEnd"/>
-            <w:r>
-              <w:rPr>
-                <w:lang w:eastAsia="es-CO"/>
-              </w:rPr>
-              <w:t xml:space="preserve"> salud</w:t>
+              <w:t>237005 Aportes salud</w:t>
             </w:r>
           </w:p>
         </w:tc>
@@ -25044,21 +24953,7 @@
               <w:rPr>
                 <w:lang w:eastAsia="es-CO"/>
               </w:rPr>
-              <w:t xml:space="preserve">238030 </w:t>
-            </w:r>
-            <w:proofErr w:type="gramStart"/>
-            <w:r>
-              <w:rPr>
-                <w:lang w:eastAsia="es-CO"/>
-              </w:rPr>
-              <w:t>Aportes</w:t>
-            </w:r>
-            <w:proofErr w:type="gramEnd"/>
-            <w:r>
-              <w:rPr>
-                <w:lang w:eastAsia="es-CO"/>
-              </w:rPr>
-              <w:t xml:space="preserve"> pensión</w:t>
+              <w:t>238030 Aportes pensión</w:t>
             </w:r>
           </w:p>
         </w:tc>
@@ -25123,16 +25018,8 @@
               <w:rPr>
                 <w:lang w:eastAsia="es-CO"/>
               </w:rPr>
-              <w:t xml:space="preserve">237030 </w:t>
-            </w:r>
-            <w:proofErr w:type="gramStart"/>
-            <w:r>
-              <w:rPr>
-                <w:lang w:eastAsia="es-CO"/>
-              </w:rPr>
-              <w:t>Libranzas</w:t>
-            </w:r>
-            <w:proofErr w:type="gramEnd"/>
+              <w:t>237030 Libranzas</w:t>
+            </w:r>
           </w:p>
         </w:tc>
         <w:tc>
@@ -25199,21 +25086,7 @@
               <w:rPr>
                 <w:lang w:eastAsia="es-CO"/>
               </w:rPr>
-              <w:t xml:space="preserve">250505 </w:t>
-            </w:r>
-            <w:proofErr w:type="gramStart"/>
-            <w:r>
-              <w:rPr>
-                <w:lang w:eastAsia="es-CO"/>
-              </w:rPr>
-              <w:t>Salarios</w:t>
-            </w:r>
-            <w:proofErr w:type="gramEnd"/>
-            <w:r>
-              <w:rPr>
-                <w:lang w:eastAsia="es-CO"/>
-              </w:rPr>
-              <w:t xml:space="preserve"> por pagar</w:t>
+              <w:t>250505 Salarios por pagar</w:t>
             </w:r>
           </w:p>
         </w:tc>
@@ -25278,21 +25151,7 @@
               <w:rPr>
                 <w:lang w:eastAsia="es-CO"/>
               </w:rPr>
-              <w:t xml:space="preserve">510570 </w:t>
-            </w:r>
-            <w:proofErr w:type="gramStart"/>
-            <w:r>
-              <w:rPr>
-                <w:lang w:eastAsia="es-CO"/>
-              </w:rPr>
-              <w:t>Aportes</w:t>
-            </w:r>
-            <w:proofErr w:type="gramEnd"/>
-            <w:r>
-              <w:rPr>
-                <w:lang w:eastAsia="es-CO"/>
-              </w:rPr>
-              <w:t xml:space="preserve"> pensión</w:t>
+              <w:t>510570 Aportes pensión</w:t>
             </w:r>
           </w:p>
         </w:tc>
@@ -25360,21 +25219,7 @@
               <w:rPr>
                 <w:lang w:eastAsia="es-CO"/>
               </w:rPr>
-              <w:t xml:space="preserve">510568 </w:t>
-            </w:r>
-            <w:proofErr w:type="gramStart"/>
-            <w:r>
-              <w:rPr>
-                <w:lang w:eastAsia="es-CO"/>
-              </w:rPr>
-              <w:t>Aportes</w:t>
-            </w:r>
-            <w:proofErr w:type="gramEnd"/>
-            <w:r>
-              <w:rPr>
-                <w:lang w:eastAsia="es-CO"/>
-              </w:rPr>
-              <w:t xml:space="preserve"> ARL</w:t>
+              <w:t>510568 Aportes ARL</w:t>
             </w:r>
           </w:p>
         </w:tc>
@@ -25439,21 +25284,7 @@
               <w:rPr>
                 <w:lang w:eastAsia="es-CO"/>
               </w:rPr>
-              <w:t xml:space="preserve">510572 </w:t>
-            </w:r>
-            <w:proofErr w:type="gramStart"/>
-            <w:r>
-              <w:rPr>
-                <w:lang w:eastAsia="es-CO"/>
-              </w:rPr>
-              <w:t>Aportes</w:t>
-            </w:r>
-            <w:proofErr w:type="gramEnd"/>
-            <w:r>
-              <w:rPr>
-                <w:lang w:eastAsia="es-CO"/>
-              </w:rPr>
-              <w:t xml:space="preserve"> CCF</w:t>
+              <w:t>510572 Aportes CCF</w:t>
             </w:r>
           </w:p>
         </w:tc>
@@ -25521,21 +25352,7 @@
               <w:rPr>
                 <w:lang w:eastAsia="es-CO"/>
               </w:rPr>
-              <w:t xml:space="preserve">238030 </w:t>
-            </w:r>
-            <w:proofErr w:type="gramStart"/>
-            <w:r>
-              <w:rPr>
-                <w:lang w:eastAsia="es-CO"/>
-              </w:rPr>
-              <w:t>Aportes</w:t>
-            </w:r>
-            <w:proofErr w:type="gramEnd"/>
-            <w:r>
-              <w:rPr>
-                <w:lang w:eastAsia="es-CO"/>
-              </w:rPr>
-              <w:t xml:space="preserve"> PENSIÓN</w:t>
+              <w:t>238030 Aportes PENSIÓN</w:t>
             </w:r>
           </w:p>
         </w:tc>
@@ -25600,21 +25417,7 @@
               <w:rPr>
                 <w:lang w:eastAsia="es-CO"/>
               </w:rPr>
-              <w:t xml:space="preserve">237006 </w:t>
-            </w:r>
-            <w:proofErr w:type="gramStart"/>
-            <w:r>
-              <w:rPr>
-                <w:lang w:eastAsia="es-CO"/>
-              </w:rPr>
-              <w:t>Aportes</w:t>
-            </w:r>
-            <w:proofErr w:type="gramEnd"/>
-            <w:r>
-              <w:rPr>
-                <w:lang w:eastAsia="es-CO"/>
-              </w:rPr>
-              <w:t xml:space="preserve"> ARL</w:t>
+              <w:t>237006 Aportes ARL</w:t>
             </w:r>
           </w:p>
         </w:tc>
@@ -25682,21 +25485,7 @@
               <w:rPr>
                 <w:lang w:eastAsia="es-CO"/>
               </w:rPr>
-              <w:t xml:space="preserve">237010 </w:t>
-            </w:r>
-            <w:proofErr w:type="gramStart"/>
-            <w:r>
-              <w:rPr>
-                <w:lang w:eastAsia="es-CO"/>
-              </w:rPr>
-              <w:t>Aportes</w:t>
-            </w:r>
-            <w:proofErr w:type="gramEnd"/>
-            <w:r>
-              <w:rPr>
-                <w:lang w:eastAsia="es-CO"/>
-              </w:rPr>
-              <w:t xml:space="preserve"> parafiscales</w:t>
+              <w:t>237010 Aportes parafiscales</w:t>
             </w:r>
           </w:p>
         </w:tc>
@@ -25761,16 +25550,8 @@
               <w:rPr>
                 <w:lang w:eastAsia="es-CO"/>
               </w:rPr>
-              <w:t xml:space="preserve">510530 </w:t>
-            </w:r>
-            <w:proofErr w:type="gramStart"/>
-            <w:r>
-              <w:rPr>
-                <w:lang w:eastAsia="es-CO"/>
-              </w:rPr>
-              <w:t>Cesantías</w:t>
-            </w:r>
-            <w:proofErr w:type="gramEnd"/>
+              <w:t>510530 Cesantías</w:t>
+            </w:r>
           </w:p>
         </w:tc>
         <w:tc>
@@ -25837,21 +25618,7 @@
               <w:rPr>
                 <w:lang w:eastAsia="es-CO"/>
               </w:rPr>
-              <w:t xml:space="preserve">510533 </w:t>
-            </w:r>
-            <w:proofErr w:type="gramStart"/>
-            <w:r>
-              <w:rPr>
-                <w:lang w:eastAsia="es-CO"/>
-              </w:rPr>
-              <w:t>Intereses</w:t>
-            </w:r>
-            <w:proofErr w:type="gramEnd"/>
-            <w:r>
-              <w:rPr>
-                <w:lang w:eastAsia="es-CO"/>
-              </w:rPr>
-              <w:t xml:space="preserve"> cesantías</w:t>
+              <w:t>510533 Intereses cesantías</w:t>
             </w:r>
           </w:p>
         </w:tc>
@@ -25916,21 +25683,7 @@
               <w:rPr>
                 <w:lang w:eastAsia="es-CO"/>
               </w:rPr>
-              <w:t xml:space="preserve">510536 </w:t>
-            </w:r>
-            <w:proofErr w:type="gramStart"/>
-            <w:r>
-              <w:rPr>
-                <w:lang w:eastAsia="es-CO"/>
-              </w:rPr>
-              <w:t>Prima</w:t>
-            </w:r>
-            <w:proofErr w:type="gramEnd"/>
-            <w:r>
-              <w:rPr>
-                <w:lang w:eastAsia="es-CO"/>
-              </w:rPr>
-              <w:t xml:space="preserve"> servicios</w:t>
+              <w:t>510536 Prima servicios</w:t>
             </w:r>
           </w:p>
         </w:tc>
@@ -25998,16 +25751,8 @@
               <w:rPr>
                 <w:lang w:eastAsia="es-CO"/>
               </w:rPr>
-              <w:t xml:space="preserve">510539 </w:t>
-            </w:r>
-            <w:proofErr w:type="gramStart"/>
-            <w:r>
-              <w:rPr>
-                <w:lang w:eastAsia="es-CO"/>
-              </w:rPr>
-              <w:t>Vacaciones</w:t>
-            </w:r>
-            <w:proofErr w:type="gramEnd"/>
+              <w:t>510539 Vacaciones</w:t>
+            </w:r>
           </w:p>
         </w:tc>
         <w:tc>
@@ -26071,16 +25816,8 @@
               <w:rPr>
                 <w:lang w:eastAsia="es-CO"/>
               </w:rPr>
-              <w:t xml:space="preserve">251010 </w:t>
-            </w:r>
-            <w:proofErr w:type="gramStart"/>
-            <w:r>
-              <w:rPr>
-                <w:lang w:eastAsia="es-CO"/>
-              </w:rPr>
-              <w:t>Cesantías</w:t>
-            </w:r>
-            <w:proofErr w:type="gramEnd"/>
+              <w:t>251010 Cesantías</w:t>
+            </w:r>
           </w:p>
         </w:tc>
         <w:tc>
@@ -26147,21 +25884,7 @@
               <w:rPr>
                 <w:lang w:eastAsia="es-CO"/>
               </w:rPr>
-              <w:t xml:space="preserve">251515 </w:t>
-            </w:r>
-            <w:proofErr w:type="gramStart"/>
-            <w:r>
-              <w:rPr>
-                <w:lang w:eastAsia="es-CO"/>
-              </w:rPr>
-              <w:t>Intereses</w:t>
-            </w:r>
-            <w:proofErr w:type="gramEnd"/>
-            <w:r>
-              <w:rPr>
-                <w:lang w:eastAsia="es-CO"/>
-              </w:rPr>
-              <w:t xml:space="preserve"> cesantías</w:t>
+              <w:t>251515 Intereses cesantías</w:t>
             </w:r>
           </w:p>
         </w:tc>
@@ -26226,21 +25949,7 @@
               <w:rPr>
                 <w:lang w:eastAsia="es-CO"/>
               </w:rPr>
-              <w:t xml:space="preserve">252020 </w:t>
-            </w:r>
-            <w:proofErr w:type="gramStart"/>
-            <w:r>
-              <w:rPr>
-                <w:lang w:eastAsia="es-CO"/>
-              </w:rPr>
-              <w:t>Prima</w:t>
-            </w:r>
-            <w:proofErr w:type="gramEnd"/>
-            <w:r>
-              <w:rPr>
-                <w:lang w:eastAsia="es-CO"/>
-              </w:rPr>
-              <w:t xml:space="preserve"> servicios</w:t>
+              <w:t>252020 Prima servicios</w:t>
             </w:r>
           </w:p>
         </w:tc>
@@ -26308,16 +26017,8 @@
               <w:rPr>
                 <w:lang w:eastAsia="es-CO"/>
               </w:rPr>
-              <w:t xml:space="preserve">252525 </w:t>
-            </w:r>
-            <w:proofErr w:type="gramStart"/>
-            <w:r>
-              <w:rPr>
-                <w:lang w:eastAsia="es-CO"/>
-              </w:rPr>
-              <w:t>Vacaciones</w:t>
-            </w:r>
-            <w:proofErr w:type="gramEnd"/>
+              <w:t>252525 Vacaciones</w:t>
+            </w:r>
           </w:p>
         </w:tc>
         <w:tc>
@@ -26619,21 +26320,7 @@
               <w:rPr>
                 <w:lang w:eastAsia="es-CO"/>
               </w:rPr>
-              <w:t xml:space="preserve">511030 </w:t>
-            </w:r>
-            <w:proofErr w:type="gramStart"/>
-            <w:r>
-              <w:rPr>
-                <w:lang w:eastAsia="es-CO"/>
-              </w:rPr>
-              <w:t>Asesoría</w:t>
-            </w:r>
-            <w:proofErr w:type="gramEnd"/>
-            <w:r>
-              <w:rPr>
-                <w:lang w:eastAsia="es-CO"/>
-              </w:rPr>
-              <w:t xml:space="preserve"> jurídica</w:t>
+              <w:t>511030 Asesoría jurídica</w:t>
             </w:r>
           </w:p>
         </w:tc>
@@ -26778,16 +26465,8 @@
               <w:rPr>
                 <w:lang w:eastAsia="es-CO"/>
               </w:rPr>
-              <w:t xml:space="preserve">233525 </w:t>
-            </w:r>
-            <w:proofErr w:type="gramStart"/>
-            <w:r>
-              <w:rPr>
-                <w:lang w:eastAsia="es-CO"/>
-              </w:rPr>
-              <w:t>Honorarios</w:t>
-            </w:r>
-            <w:proofErr w:type="gramEnd"/>
+              <w:t>233525 Honorarios</w:t>
+            </w:r>
           </w:p>
         </w:tc>
         <w:tc>
@@ -27059,21 +26738,7 @@
               <w:rPr>
                 <w:lang w:eastAsia="es-CO"/>
               </w:rPr>
-              <w:t xml:space="preserve">511505 </w:t>
-            </w:r>
-            <w:proofErr w:type="gramStart"/>
-            <w:r>
-              <w:rPr>
-                <w:lang w:eastAsia="es-CO"/>
-              </w:rPr>
-              <w:t>Industria</w:t>
-            </w:r>
-            <w:proofErr w:type="gramEnd"/>
-            <w:r>
-              <w:rPr>
-                <w:lang w:eastAsia="es-CO"/>
-              </w:rPr>
-              <w:t xml:space="preserve"> y comercio</w:t>
+              <w:t>511505 Industria y comercio</w:t>
             </w:r>
           </w:p>
         </w:tc>
@@ -27230,21 +26895,7 @@
               <w:rPr>
                 <w:lang w:eastAsia="es-CO"/>
               </w:rPr>
-              <w:t xml:space="preserve">241205 </w:t>
-            </w:r>
-            <w:proofErr w:type="gramStart"/>
-            <w:r>
-              <w:rPr>
-                <w:lang w:eastAsia="es-CO"/>
-              </w:rPr>
-              <w:t>Impuesto</w:t>
-            </w:r>
-            <w:proofErr w:type="gramEnd"/>
-            <w:r>
-              <w:rPr>
-                <w:lang w:eastAsia="es-CO"/>
-              </w:rPr>
-              <w:t xml:space="preserve"> ICA</w:t>
+              <w:t>241205 Impuesto ICA</w:t>
             </w:r>
           </w:p>
         </w:tc>
@@ -27600,21 +27251,7 @@
               <w:rPr>
                 <w:lang w:eastAsia="es-CO"/>
               </w:rPr>
-              <w:t xml:space="preserve">512015 </w:t>
-            </w:r>
-            <w:proofErr w:type="gramStart"/>
-            <w:r>
-              <w:rPr>
-                <w:lang w:eastAsia="es-CO"/>
-              </w:rPr>
-              <w:t>Maquinaria</w:t>
-            </w:r>
-            <w:proofErr w:type="gramEnd"/>
-            <w:r>
-              <w:rPr>
-                <w:lang w:eastAsia="es-CO"/>
-              </w:rPr>
-              <w:t xml:space="preserve"> y equipo</w:t>
+              <w:t>512015 Maquinaria y equipo</w:t>
             </w:r>
           </w:p>
         </w:tc>
@@ -27831,16 +27468,8 @@
               <w:rPr>
                 <w:lang w:eastAsia="es-CO"/>
               </w:rPr>
-              <w:t xml:space="preserve">233540 </w:t>
-            </w:r>
-            <w:proofErr w:type="gramStart"/>
-            <w:r>
-              <w:rPr>
-                <w:lang w:eastAsia="es-CO"/>
-              </w:rPr>
-              <w:t>Arrendamientos</w:t>
-            </w:r>
-            <w:proofErr w:type="gramEnd"/>
+              <w:t>233540 Arrendamientos</w:t>
+            </w:r>
           </w:p>
         </w:tc>
         <w:tc>
@@ -28150,21 +27779,7 @@
               <w:rPr>
                 <w:lang w:eastAsia="es-CO"/>
               </w:rPr>
-              <w:t xml:space="preserve">513550 </w:t>
-            </w:r>
-            <w:proofErr w:type="gramStart"/>
-            <w:r>
-              <w:rPr>
-                <w:lang w:eastAsia="es-CO"/>
-              </w:rPr>
-              <w:t>Transportes</w:t>
-            </w:r>
-            <w:proofErr w:type="gramEnd"/>
-            <w:r>
-              <w:rPr>
-                <w:lang w:eastAsia="es-CO"/>
-              </w:rPr>
-              <w:t xml:space="preserve"> fletes</w:t>
+              <w:t>513550 Transportes fletes</w:t>
             </w:r>
           </w:p>
         </w:tc>
@@ -28309,21 +27924,7 @@
               <w:rPr>
                 <w:lang w:eastAsia="es-CO"/>
               </w:rPr>
-              <w:t xml:space="preserve">233545 </w:t>
-            </w:r>
-            <w:proofErr w:type="gramStart"/>
-            <w:r>
-              <w:rPr>
-                <w:lang w:eastAsia="es-CO"/>
-              </w:rPr>
-              <w:t>Transportes</w:t>
-            </w:r>
-            <w:proofErr w:type="gramEnd"/>
-            <w:r>
-              <w:rPr>
-                <w:lang w:eastAsia="es-CO"/>
-              </w:rPr>
-              <w:t xml:space="preserve"> fletes</w:t>
+              <w:t>233545 Transportes fletes</w:t>
             </w:r>
           </w:p>
         </w:tc>
@@ -28655,21 +28256,7 @@
               <w:rPr>
                 <w:lang w:eastAsia="es-CO"/>
               </w:rPr>
-              <w:t xml:space="preserve">514525 </w:t>
-            </w:r>
-            <w:proofErr w:type="gramStart"/>
-            <w:r>
-              <w:rPr>
-                <w:lang w:eastAsia="es-CO"/>
-              </w:rPr>
-              <w:t>Equipos</w:t>
-            </w:r>
-            <w:proofErr w:type="gramEnd"/>
-            <w:r>
-              <w:rPr>
-                <w:lang w:eastAsia="es-CO"/>
-              </w:rPr>
-              <w:t xml:space="preserve"> computación</w:t>
+              <w:t>514525 Equipos computación</w:t>
             </w:r>
           </w:p>
         </w:tc>
@@ -28886,21 +28473,7 @@
               <w:rPr>
                 <w:lang w:eastAsia="es-CO"/>
               </w:rPr>
-              <w:t xml:space="preserve">233535 </w:t>
-            </w:r>
-            <w:proofErr w:type="gramStart"/>
-            <w:r>
-              <w:rPr>
-                <w:lang w:eastAsia="es-CO"/>
-              </w:rPr>
-              <w:t>Servicio</w:t>
-            </w:r>
-            <w:proofErr w:type="gramEnd"/>
-            <w:r>
-              <w:rPr>
-                <w:lang w:eastAsia="es-CO"/>
-              </w:rPr>
-              <w:t xml:space="preserve"> mantenimiento</w:t>
+              <w:t>233535 Servicio mantenimiento</w:t>
             </w:r>
           </w:p>
         </w:tc>
@@ -29173,21 +28746,7 @@
               <w:rPr>
                 <w:lang w:eastAsia="es-CO"/>
               </w:rPr>
-              <w:t xml:space="preserve">515595 </w:t>
-            </w:r>
-            <w:proofErr w:type="gramStart"/>
-            <w:r>
-              <w:rPr>
-                <w:lang w:eastAsia="es-CO"/>
-              </w:rPr>
-              <w:t>Otros</w:t>
-            </w:r>
-            <w:proofErr w:type="gramEnd"/>
-            <w:r>
-              <w:rPr>
-                <w:lang w:eastAsia="es-CO"/>
-              </w:rPr>
-              <w:t xml:space="preserve"> - peajes</w:t>
+              <w:t>515595 Otros - peajes</w:t>
             </w:r>
           </w:p>
         </w:tc>
@@ -29259,21 +28818,7 @@
               <w:rPr>
                 <w:lang w:eastAsia="es-CO"/>
               </w:rPr>
-              <w:t xml:space="preserve">110505 </w:t>
-            </w:r>
-            <w:proofErr w:type="gramStart"/>
-            <w:r>
-              <w:rPr>
-                <w:lang w:eastAsia="es-CO"/>
-              </w:rPr>
-              <w:t>Caja</w:t>
-            </w:r>
-            <w:proofErr w:type="gramEnd"/>
-            <w:r>
-              <w:rPr>
-                <w:lang w:eastAsia="es-CO"/>
-              </w:rPr>
-              <w:t xml:space="preserve"> general</w:t>
+              <w:t>110505 Caja general</w:t>
             </w:r>
           </w:p>
         </w:tc>
@@ -29346,21 +28891,7 @@
               <w:rPr>
                 <w:lang w:eastAsia="es-CO"/>
               </w:rPr>
-              <w:t xml:space="preserve">133015 </w:t>
-            </w:r>
-            <w:proofErr w:type="gramStart"/>
-            <w:r>
-              <w:rPr>
-                <w:lang w:eastAsia="es-CO"/>
-              </w:rPr>
-              <w:t>Anticipo</w:t>
-            </w:r>
-            <w:proofErr w:type="gramEnd"/>
-            <w:r>
-              <w:rPr>
-                <w:lang w:eastAsia="es-CO"/>
-              </w:rPr>
-              <w:t xml:space="preserve"> a trabajadores</w:t>
+              <w:t>133015 Anticipo a trabajadores</w:t>
             </w:r>
           </w:p>
         </w:tc>
@@ -29626,21 +29157,7 @@
               <w:rPr>
                 <w:lang w:eastAsia="es-CO"/>
               </w:rPr>
-              <w:t xml:space="preserve">516020 </w:t>
-            </w:r>
-            <w:proofErr w:type="gramStart"/>
-            <w:r>
-              <w:rPr>
-                <w:lang w:eastAsia="es-CO"/>
-              </w:rPr>
-              <w:t>Equipos</w:t>
-            </w:r>
-            <w:proofErr w:type="gramEnd"/>
-            <w:r>
-              <w:rPr>
-                <w:lang w:eastAsia="es-CO"/>
-              </w:rPr>
-              <w:t xml:space="preserve"> de computo</w:t>
+              <w:t>516020 Equipos de computo</w:t>
             </w:r>
           </w:p>
         </w:tc>
@@ -29712,21 +29229,7 @@
               <w:rPr>
                 <w:lang w:eastAsia="es-CO"/>
               </w:rPr>
-              <w:t xml:space="preserve">159220 </w:t>
-            </w:r>
-            <w:proofErr w:type="gramStart"/>
-            <w:r>
-              <w:rPr>
-                <w:lang w:eastAsia="es-CO"/>
-              </w:rPr>
-              <w:t>Depreciación</w:t>
-            </w:r>
-            <w:proofErr w:type="gramEnd"/>
-            <w:r>
-              <w:rPr>
-                <w:lang w:eastAsia="es-CO"/>
-              </w:rPr>
-              <w:t xml:space="preserve"> </w:t>
+              <w:t xml:space="preserve">159220 Depreciación </w:t>
             </w:r>
             <w:r>
               <w:rPr>
@@ -30018,15 +29521,7 @@
               <w:pStyle w:val="Tablas"/>
             </w:pPr>
             <w:r>
-              <w:t xml:space="preserve">513525 </w:t>
-            </w:r>
-            <w:proofErr w:type="gramStart"/>
-            <w:r>
-              <w:t>Acueducto</w:t>
-            </w:r>
-            <w:proofErr w:type="gramEnd"/>
-            <w:r>
-              <w:t xml:space="preserve"> y alcantarillado</w:t>
+              <w:t>513525 Acueducto y alcantarillado</w:t>
             </w:r>
           </w:p>
         </w:tc>
@@ -30077,15 +29572,7 @@
               <w:pStyle w:val="Tablas"/>
             </w:pPr>
             <w:r>
-              <w:t xml:space="preserve">519525 </w:t>
-            </w:r>
-            <w:proofErr w:type="gramStart"/>
-            <w:r>
-              <w:t>Elementos</w:t>
-            </w:r>
-            <w:proofErr w:type="gramEnd"/>
-            <w:r>
-              <w:t xml:space="preserve"> de aseo</w:t>
+              <w:t>519525 Elementos de aseo</w:t>
             </w:r>
           </w:p>
         </w:tc>
@@ -30137,15 +29624,7 @@
               <w:pStyle w:val="Tablas"/>
             </w:pPr>
             <w:r>
-              <w:t xml:space="preserve">519530 </w:t>
-            </w:r>
-            <w:proofErr w:type="gramStart"/>
-            <w:r>
-              <w:t>Útiles</w:t>
-            </w:r>
-            <w:proofErr w:type="gramEnd"/>
-            <w:r>
-              <w:t xml:space="preserve"> papelería fotocopias</w:t>
+              <w:t>519530 Útiles papelería fotocopias</w:t>
             </w:r>
           </w:p>
         </w:tc>
@@ -30196,15 +29675,7 @@
               <w:pStyle w:val="Tablas"/>
             </w:pPr>
             <w:r>
-              <w:t xml:space="preserve">111005 </w:t>
-            </w:r>
-            <w:proofErr w:type="gramStart"/>
-            <w:r>
-              <w:t>Bancos</w:t>
-            </w:r>
-            <w:proofErr w:type="gramEnd"/>
-            <w:r>
-              <w:t xml:space="preserve"> moneda nacional</w:t>
+              <w:t>111005 Bancos moneda nacional</w:t>
             </w:r>
           </w:p>
         </w:tc>
@@ -30469,21 +29940,7 @@
               <w:rPr>
                 <w:lang w:eastAsia="es-CO"/>
               </w:rPr>
-              <w:t xml:space="preserve">520560 </w:t>
-            </w:r>
-            <w:proofErr w:type="gramStart"/>
-            <w:r>
-              <w:rPr>
-                <w:lang w:eastAsia="es-CO"/>
-              </w:rPr>
-              <w:t>Publicidad</w:t>
-            </w:r>
-            <w:proofErr w:type="gramEnd"/>
-            <w:r>
-              <w:rPr>
-                <w:lang w:eastAsia="es-CO"/>
-              </w:rPr>
-              <w:t>, propaganda</w:t>
+              <w:t>520560 Publicidad, propaganda</w:t>
             </w:r>
           </w:p>
         </w:tc>
@@ -30555,21 +30012,7 @@
               <w:rPr>
                 <w:lang w:eastAsia="es-CO"/>
               </w:rPr>
-              <w:t xml:space="preserve">111005 </w:t>
-            </w:r>
-            <w:proofErr w:type="gramStart"/>
-            <w:r>
-              <w:rPr>
-                <w:lang w:eastAsia="es-CO"/>
-              </w:rPr>
-              <w:t>Bancos</w:t>
-            </w:r>
-            <w:proofErr w:type="gramEnd"/>
-            <w:r>
-              <w:rPr>
-                <w:lang w:eastAsia="es-CO"/>
-              </w:rPr>
-              <w:t xml:space="preserve"> moneda nacional</w:t>
+              <w:t>111005 Bancos moneda nacional</w:t>
             </w:r>
           </w:p>
         </w:tc>
@@ -31468,9 +30911,6 @@
       <w:r>
         <w:rPr>
           <w:rStyle w:val="Extranjerismo"/>
-          <w:i/>
-          <w:iCs/>
-          <w:lang w:val="es-CO"/>
         </w:rPr>
         <w:t>software</w:t>
       </w:r>
@@ -31823,7 +31263,13 @@
         <w:rPr>
           <w:lang w:eastAsia="es-CO"/>
         </w:rPr>
-        <w:t>Gerencie (16 de diciembre de 2020). Provisión de Cartera</w:t>
+        <w:t xml:space="preserve">Gerencie (16 de diciembre de 2020). </w:t>
+      </w:r>
+      <w:r>
+        <w:rPr>
+          <w:lang w:eastAsia="es-CO"/>
+        </w:rPr>
+        <w:t>Provisión de cartera en el impuesto a la renta</w:t>
       </w:r>
       <w:r>
         <w:rPr>
@@ -36514,6 +35960,7 @@
   <w:style w:type="character" w:default="1" w:styleId="Fuentedeprrafopredeter">
     <w:name w:val="Default Paragraph Font"/>
     <w:uiPriority w:val="1"/>
+    <w:semiHidden/>
     <w:unhideWhenUsed/>
   </w:style>
   <w:style w:type="table" w:default="1" w:styleId="Tablanormal">
@@ -37598,15 +37045,6 @@
 </file>
 
 <file path=customXml/item1.xml><?xml version="1.0" encoding="utf-8"?>
-<?mso-contentType ?>
-<FormTemplates xmlns="http://schemas.microsoft.com/sharepoint/v3/contenttype/forms">
-  <Display>DocumentLibraryForm</Display>
-  <Edit>DocumentLibraryForm</Edit>
-  <New>DocumentLibraryForm</New>
-</FormTemplates>
-</file>
-
-<file path=customXml/item2.xml><?xml version="1.0" encoding="utf-8"?>
 <ct:contentTypeSchema xmlns:ct="http://schemas.microsoft.com/office/2006/metadata/contentType" xmlns:ma="http://schemas.microsoft.com/office/2006/metadata/properties/metaAttributes" ct:_="" ma:_="" ma:contentTypeName="Documento" ma:contentTypeID="0x010100EA8A463C70CDF94EBCEAEE24D04F3F8A" ma:contentTypeVersion="12" ma:contentTypeDescription="Crear nuevo documento." ma:contentTypeScope="" ma:versionID="0a68c197ff11ee8f2a4dfa92d3e5c792">
   <xsd:schema xmlns:xsd="http://www.w3.org/2001/XMLSchema" xmlns:xs="http://www.w3.org/2001/XMLSchema" xmlns:p="http://schemas.microsoft.com/office/2006/metadata/properties" xmlns:ns2="d174a4fb-80c2-4523-8d89-375030acacbf" xmlns:ns3="b250f519-6473-4480-8c44-6ee3a3a530c3" targetNamespace="http://schemas.microsoft.com/office/2006/metadata/properties" ma:root="true" ma:fieldsID="55936f832c432473a7bcdfeafd102760" ns2:_="" ns3:_="">
     <xsd:import namespace="d174a4fb-80c2-4523-8d89-375030acacbf"/>
@@ -37807,7 +37245,20 @@
 </ct:contentTypeSchema>
 </file>
 
+<file path=customXml/item2.xml><?xml version="1.0" encoding="utf-8"?>
+<?mso-contentType ?>
+<FormTemplates xmlns="http://schemas.microsoft.com/sharepoint/v3/contenttype/forms">
+  <Display>DocumentLibraryForm</Display>
+  <Edit>DocumentLibraryForm</Edit>
+  <New>DocumentLibraryForm</New>
+</FormTemplates>
+</file>
+
 <file path=customXml/item3.xml><?xml version="1.0" encoding="utf-8"?>
+<b:Sources xmlns:b="http://schemas.openxmlformats.org/officeDocument/2006/bibliography" xmlns="http://schemas.openxmlformats.org/officeDocument/2006/bibliography" SelectedStyle="\APASixthEditionOfficeOnline.xsl" StyleName="APA" Version="6"/>
+</file>
+
+<file path=customXml/item4.xml><?xml version="1.0" encoding="utf-8"?>
 <p:properties xmlns:p="http://schemas.microsoft.com/office/2006/metadata/properties" xmlns:xsi="http://www.w3.org/2001/XMLSchema-instance" xmlns:pc="http://schemas.microsoft.com/office/infopath/2007/PartnerControls">
   <documentManagement>
     <TaxCatchAll xmlns="b250f519-6473-4480-8c44-6ee3a3a530c3" xsi:nil="true"/>
@@ -37818,19 +37269,7 @@
 </p:properties>
 </file>
 
-<file path=customXml/item4.xml><?xml version="1.0" encoding="utf-8"?>
-<b:Sources xmlns:b="http://schemas.openxmlformats.org/officeDocument/2006/bibliography" xmlns="http://schemas.openxmlformats.org/officeDocument/2006/bibliography" SelectedStyle="\APASixthEditionOfficeOnline.xsl" StyleName="APA" Version="6"/>
-</file>
-
 <file path=customXml/itemProps1.xml><?xml version="1.0" encoding="utf-8"?>
-<ds:datastoreItem xmlns:ds="http://schemas.openxmlformats.org/officeDocument/2006/customXml" ds:itemID="{CA136CC1-2B4B-43E8-B194-E81624537768}">
-  <ds:schemaRefs>
-    <ds:schemaRef ds:uri="http://schemas.microsoft.com/sharepoint/v3/contenttype/forms"/>
-  </ds:schemaRefs>
-</ds:datastoreItem>
-</file>
-
-<file path=customXml/itemProps2.xml><?xml version="1.0" encoding="utf-8"?>
 <ds:datastoreItem xmlns:ds="http://schemas.openxmlformats.org/officeDocument/2006/customXml" ds:itemID="{1FB60A7B-E0A9-4CED-BD97-9F6001A12B67}">
   <ds:schemaRefs>
     <ds:schemaRef ds:uri="http://schemas.microsoft.com/office/2006/metadata/contentType"/>
@@ -37849,7 +37288,23 @@
 </ds:datastoreItem>
 </file>
 
+<file path=customXml/itemProps2.xml><?xml version="1.0" encoding="utf-8"?>
+<ds:datastoreItem xmlns:ds="http://schemas.openxmlformats.org/officeDocument/2006/customXml" ds:itemID="{CA136CC1-2B4B-43E8-B194-E81624537768}">
+  <ds:schemaRefs>
+    <ds:schemaRef ds:uri="http://schemas.microsoft.com/sharepoint/v3/contenttype/forms"/>
+  </ds:schemaRefs>
+</ds:datastoreItem>
+</file>
+
 <file path=customXml/itemProps3.xml><?xml version="1.0" encoding="utf-8"?>
+<ds:datastoreItem xmlns:ds="http://schemas.openxmlformats.org/officeDocument/2006/customXml" ds:itemID="{E8AB44A3-7C62-4BD2-82ED-8ABC209970FA}">
+  <ds:schemaRefs>
+    <ds:schemaRef ds:uri="http://schemas.openxmlformats.org/officeDocument/2006/bibliography"/>
+  </ds:schemaRefs>
+</ds:datastoreItem>
+</file>
+
+<file path=customXml/itemProps4.xml><?xml version="1.0" encoding="utf-8"?>
 <ds:datastoreItem xmlns:ds="http://schemas.openxmlformats.org/officeDocument/2006/customXml" ds:itemID="{089E86C4-2081-42FB-BDA9-063E36C863E9}">
   <ds:schemaRefs>
     <ds:schemaRef ds:uri="http://schemas.microsoft.com/office/2006/metadata/properties"/>
@@ -37858,12 +37313,4 @@
     <ds:schemaRef ds:uri="d174a4fb-80c2-4523-8d89-375030acacbf"/>
   </ds:schemaRefs>
 </ds:datastoreItem>
-</file>
-
-<file path=customXml/itemProps4.xml><?xml version="1.0" encoding="utf-8"?>
-<ds:datastoreItem xmlns:ds="http://schemas.openxmlformats.org/officeDocument/2006/customXml" ds:itemID="{E8AB44A3-7C62-4BD2-82ED-8ABC209970FA}">
-  <ds:schemaRefs>
-    <ds:schemaRef ds:uri="http://schemas.openxmlformats.org/officeDocument/2006/bibliography"/>
-  </ds:schemaRefs>
-</ds:datastoreItem>
 </file>